--- a/중국어_대화문/8부_docx/8부_12화_차를_잊지_마.docx
+++ b/중국어_대화문/8부_docx/8부_12화_차를_잊지_마.docx
@@ -422,7 +422,7 @@
         <w:t>沈知远:</w:t>
       </w:r>
       <w:r>
-        <w:t xml:space="preserve"> 二〇二六年三月，他在五层的办公室里，先给自己倒满，才给我倒七分，说了这四个字。（顿了顿）他说的是我。先走的，是他。</w:t>
+        <w:t xml:space="preserve"> 二〇二六年三月，他在五层的办公室里，先给自己倒满，才给我倒七分。我起身替他把杯子倒满，他说了这四个字。（顿了顿）他说的是我。先走的，是他。</w:t>
       </w:r>
     </w:p>
     <w:p>
@@ -594,7 +594,7 @@
         <w:t>任澍:</w:t>
       </w:r>
       <w:r>
-        <w:t xml:space="preserve"> （念）“乔文轩：十月二十四日，我是那天‘下一个值班的’。水，是热的。”（翻页，念）“聂秋：二〇三一年我交上去两本账，邬老师批了一个字：对。我留着那页纸。”（再翻一页，念）“苏敏：他查的棉大衣，有人穿着来过我的窗口。”</w:t>
+        <w:t xml:space="preserve"> （念）“乔文轩：十月二十四日，我是那天‘下一个值班的’。水，是热的。”（翻页，念）“聂秋：二〇三一年我把两本账公开，邬老师批了一个字：对。我留着那页纸。”（再翻一页，念）“苏敏：他查的棉大衣，有人穿着来过我的窗口。”</w:t>
       </w:r>
     </w:p>
     <w:p>
@@ -1054,7 +1054,7 @@
         <w:t>程曦:</w:t>
       </w:r>
       <w:r>
-        <w:t xml:space="preserve"> 物归原主。你住院那几个月借给我，说“替我看着”，我看了两年，没敢动。</w:t>
+        <w:t xml:space="preserve"> 物归原主。我住院那几个月，你借给我，说“替我看着”，我看了两年，没敢动。</w:t>
       </w:r>
     </w:p>
     <w:p>
